--- a/docs/Event_Management_System_SRS.docx
+++ b/docs/Event_Management_System_SRS.docx
@@ -55,10 +55,7 @@
         <w:rPr/>
       </w:pPr>
       <w:r>
-        <w:rPr>
-          <w:rtl w:val="0"/>
-        </w:rPr>
-        <w:t xml:space="preserve">Version 1.4</w:t>
+        <w:t>Version 1.5</w:t>
       </w:r>
     </w:p>
     <w:p>
@@ -6312,6 +6309,48 @@
           </w:p>
         </w:tc>
       </w:tr>
+      <w:tr>
+        <w:tc>
+          <w:tcPr>
+            <w:tcW w:type="dxa" w:w="2500"/>
+          </w:tcPr>
+          <w:p>
+            <w:r>
+              <w:t>Harshith J</w:t>
+            </w:r>
+          </w:p>
+        </w:tc>
+        <w:tc>
+          <w:tcPr>
+            <w:tcW w:type="dxa" w:w="2000"/>
+          </w:tcPr>
+          <w:p>
+            <w:r>
+              <w:t>29-10-2026</w:t>
+            </w:r>
+          </w:p>
+        </w:tc>
+        <w:tc>
+          <w:tcPr>
+            <w:tcW w:type="dxa" w:w="3000"/>
+          </w:tcPr>
+          <w:p>
+            <w:r>
+              <w:t>Implementation status, delivered-scope traceability and as-built UML diagrams aligned to repository</w:t>
+            </w:r>
+          </w:p>
+        </w:tc>
+        <w:tc>
+          <w:tcPr>
+            <w:tcW w:type="dxa" w:w="1500"/>
+          </w:tcPr>
+          <w:p>
+            <w:r>
+              <w:t>1.5</w:t>
+            </w:r>
+          </w:p>
+        </w:tc>
+      </w:tr>
     </w:tbl>
     <w:p>
       <w:pPr>
@@ -6384,16 +6423,7 @@
         <w:rPr/>
       </w:pPr>
       <w:r>
-        <w:rPr>
-          <w:rFonts w:ascii="Calibri" w:cs="Calibri" w:eastAsia="Calibri" w:hAnsi="Calibri"/>
-          <w:rtl w:val="0"/>
-        </w:rPr>
-        <w:t xml:space="preserve">This Software Requirements Specification (SRS) describes the functional and non-functional requirements for the Event Management System (EMS), version 1.3. It covers the complete system: event creation and management, attendee registration and ticketing, payments, notifications, check-in, and administrative reporting.</w:t>
-      </w:r>
-      <w:r>
-        <w:rPr>
-          <w:rtl w:val="0"/>
-        </w:rPr>
+        <w:t>This Software Requirements Specification (SRS) records the Event Management System target requirements and, through the implementation-status appendix, distinguishes them from the code delivered in the repository baseline reviewed on 29 October 2026. The current implementation covers account access, role/ownership controls, event lifecycle management, and public event discovery. Registration, waitlists, payment/refunds, attendee notifications, QR check-in, dashboards/reports and feedback remain planned requirements; their presence in this SRS does not mean those modules have been delivered.</w:t>
       </w:r>
     </w:p>
     <w:p>
@@ -6472,16 +6502,7 @@
         <w:rPr/>
       </w:pPr>
       <w:r>
-        <w:rPr>
-          <w:rFonts w:ascii="Calibri" w:cs="Calibri" w:eastAsia="Calibri" w:hAnsi="Calibri"/>
-          <w:rtl w:val="0"/>
-        </w:rPr>
-        <w:t xml:space="preserve">The Event Management System is a web application that allows Organizers to publish and manage events and allows Attendees to discover, register for, and pay for those events. The goal is to replace manual, spreadsheet- and email-based event coordination with a single online platform that improves registration accuracy, reduces no-shows through automated reminders, and gives organizers real-time visibility into attendance and revenue.</w:t>
-      </w:r>
-      <w:r>
-        <w:rPr>
-          <w:rtl w:val="0"/>
-        </w:rPr>
+        <w:t>The current delivered slice is a web application for account registration and login, role-based event management, and public discovery of upcoming published events. It does not currently support attendee event registration or ticket booking. The broader product objective remains to add registrations, payments, notifications, check-in and reporting in later iterations; those items are future scope until corresponding models, routes, UI and tests are merged.</w:t>
       </w:r>
     </w:p>
     <w:p>
@@ -6712,10 +6733,7 @@
         <w:rPr/>
       </w:pPr>
       <w:r>
-        <w:rPr>
-          <w:rtl w:val="0"/>
-        </w:rPr>
-        <w:t xml:space="preserve">The Event Management System is a new, self-contained web application; it is not a follow on to an existing internal system. It will be built as a client-server application with a browser-based React.js front end and a REST API back end using Node.js/Express, connected to a relational database. It integrates with an external payment gateway and an email/SMS notification provider.</w:t>
+        <w:t>The current application is a client-server web application. The browser UI is React 18 with Vite; it calls a Node.js/Express REST API using JSON. Sequelize persists the implemented User and Event models to a local SQLite file configured by DATABASE_FILE. The repository does not currently include payment, registration, notification, ticketing or reporting services.</w:t>
       </w:r>
     </w:p>
     <w:p>
@@ -6750,16 +6768,7 @@
         <w:rPr/>
       </w:pPr>
       <w:r>
-        <w:rPr>
-          <w:rFonts w:ascii="Calibri" w:cs="Calibri" w:eastAsia="Calibri" w:hAnsi="Calibri"/>
-          <w:rtl w:val="0"/>
-        </w:rPr>
-        <w:t xml:space="preserve">At a high level, the system must let users:</w:t>
-      </w:r>
-      <w:r>
-        <w:rPr>
-          <w:rtl w:val="0"/>
-        </w:rPr>
+        <w:t>The full target product includes the future functions below; current implementation status is indicated in each item:</w:t>
       </w:r>
     </w:p>
     <w:p>
@@ -6786,28 +6795,7 @@
         <w:rPr/>
       </w:pPr>
       <w:r>
-        <w:rPr>
-          <w:rFonts w:ascii="Calibri" w:cs="Calibri" w:eastAsia="Calibri" w:hAnsi="Calibri"/>
-          <w:b w:val="0"/>
-          <w:bCs w:val="0"/>
-          <w:i w:val="0"/>
-          <w:iCs w:val="0"/>
-          <w:smallCaps w:val="0"/>
-          <w:strike w:val="0"/>
-          <w:color w:val="000000"/>
-          <w:sz w:val="20"/>
-          <w:szCs w:val="20"/>
-          <w:u w:val="none"/>
-          <w:shd w:fill="auto" w:val="clear"/>
-          <w:vertAlign w:val="baseline"/>
-          <w:rtl w:val="0"/>
-        </w:rPr>
-        <w:t xml:space="preserve">Register and log in with role-based access (Attendee, Organizer, Administrator).</w:t>
-      </w:r>
-      <w:r>
-        <w:rPr>
-          <w:rtl w:val="0"/>
-        </w:rPr>
+        <w:t>Implemented: register Attendee/Organizer accounts, verify email through a development console link, log in with JWT, and enforce role/ownership checks.</w:t>
       </w:r>
     </w:p>
     <w:p>
@@ -6834,28 +6822,7 @@
         <w:rPr/>
       </w:pPr>
       <w:r>
-        <w:rPr>
-          <w:rFonts w:ascii="Calibri" w:cs="Calibri" w:eastAsia="Calibri" w:hAnsi="Calibri"/>
-          <w:b w:val="0"/>
-          <w:bCs w:val="0"/>
-          <w:i w:val="0"/>
-          <w:iCs w:val="0"/>
-          <w:smallCaps w:val="0"/>
-          <w:strike w:val="0"/>
-          <w:color w:val="000000"/>
-          <w:sz w:val="20"/>
-          <w:szCs w:val="20"/>
-          <w:u w:val="none"/>
-          <w:shd w:fill="auto" w:val="clear"/>
-          <w:vertAlign w:val="baseline"/>
-          <w:rtl w:val="0"/>
-        </w:rPr>
-        <w:t xml:space="preserve">Create, edit, publish, and cancel events (Organizer).</w:t>
-      </w:r>
-      <w:r>
-        <w:rPr>
-          <w:rtl w:val="0"/>
-        </w:rPr>
+        <w:t>Implemented: create, edit, publish and cancel events with server-side validation and owner/admin checks.</w:t>
       </w:r>
     </w:p>
     <w:p>
@@ -6882,28 +6849,7 @@
         <w:rPr/>
       </w:pPr>
       <w:r>
-        <w:rPr>
-          <w:rFonts w:ascii="Calibri" w:cs="Calibri" w:eastAsia="Calibri" w:hAnsi="Calibri"/>
-          <w:b w:val="0"/>
-          <w:bCs w:val="0"/>
-          <w:i w:val="0"/>
-          <w:iCs w:val="0"/>
-          <w:smallCaps w:val="0"/>
-          <w:strike w:val="0"/>
-          <w:color w:val="000000"/>
-          <w:sz w:val="20"/>
-          <w:szCs w:val="20"/>
-          <w:u w:val="none"/>
-          <w:shd w:fill="auto" w:val="clear"/>
-          <w:vertAlign w:val="baseline"/>
-          <w:rtl w:val="0"/>
-        </w:rPr>
-        <w:t xml:space="preserve">Search, filter, and view event details (Attendee).</w:t>
-      </w:r>
-      <w:r>
-        <w:rPr>
-          <w:rtl w:val="0"/>
-        </w:rPr>
+        <w:t>Implemented: browse future published events, search title/description, filter by category/venue/date, paginate, and view published details.</w:t>
       </w:r>
     </w:p>
     <w:p>
@@ -6930,28 +6876,7 @@
         <w:rPr/>
       </w:pPr>
       <w:r>
-        <w:rPr>
-          <w:rFonts w:ascii="Calibri" w:cs="Calibri" w:eastAsia="Calibri" w:hAnsi="Calibri"/>
-          <w:b w:val="0"/>
-          <w:bCs w:val="0"/>
-          <w:i w:val="0"/>
-          <w:iCs w:val="0"/>
-          <w:smallCaps w:val="0"/>
-          <w:strike w:val="0"/>
-          <w:color w:val="000000"/>
-          <w:sz w:val="20"/>
-          <w:szCs w:val="20"/>
-          <w:u w:val="none"/>
-          <w:shd w:fill="auto" w:val="clear"/>
-          <w:vertAlign w:val="baseline"/>
-          <w:rtl w:val="0"/>
-        </w:rPr>
-        <w:t xml:space="preserve">Register for and pay for events, including waitlisting when full (Attendee).</w:t>
-      </w:r>
-      <w:r>
-        <w:rPr>
-          <w:rtl w:val="0"/>
-        </w:rPr>
+        <w:t>Planned, not implemented: attendee registration, payments and waitlisting.</w:t>
       </w:r>
     </w:p>
     <w:p>
@@ -6978,28 +6903,7 @@
         <w:rPr/>
       </w:pPr>
       <w:r>
-        <w:rPr>
-          <w:rFonts w:ascii="Calibri" w:cs="Calibri" w:eastAsia="Calibri" w:hAnsi="Calibri"/>
-          <w:b w:val="0"/>
-          <w:bCs w:val="0"/>
-          <w:i w:val="0"/>
-          <w:iCs w:val="0"/>
-          <w:smallCaps w:val="0"/>
-          <w:strike w:val="0"/>
-          <w:color w:val="000000"/>
-          <w:sz w:val="20"/>
-          <w:szCs w:val="20"/>
-          <w:u w:val="none"/>
-          <w:shd w:fill="auto" w:val="clear"/>
-          <w:vertAlign w:val="baseline"/>
-          <w:rtl w:val="0"/>
-        </w:rPr>
-        <w:t xml:space="preserve">Receive automated confirmations, reminders, and change notifications.</w:t>
-      </w:r>
-      <w:r>
-        <w:rPr>
-          <w:rtl w:val="0"/>
-        </w:rPr>
+        <w:t>Planned, not implemented: confirmation/reminder/change notifications. Verification links are logged to the backend console only.</w:t>
       </w:r>
     </w:p>
     <w:p>
@@ -7026,28 +6930,7 @@
         <w:rPr/>
       </w:pPr>
       <w:r>
-        <w:rPr>
-          <w:rFonts w:ascii="Calibri" w:cs="Calibri" w:eastAsia="Calibri" w:hAnsi="Calibri"/>
-          <w:b w:val="0"/>
-          <w:bCs w:val="0"/>
-          <w:i w:val="0"/>
-          <w:iCs w:val="0"/>
-          <w:smallCaps w:val="0"/>
-          <w:strike w:val="0"/>
-          <w:color w:val="000000"/>
-          <w:sz w:val="20"/>
-          <w:szCs w:val="20"/>
-          <w:u w:val="none"/>
-          <w:shd w:fill="auto" w:val="clear"/>
-          <w:vertAlign w:val="baseline"/>
-          <w:rtl w:val="0"/>
-        </w:rPr>
-        <w:t xml:space="preserve">Check in attendees via QR-coded digital tickets at the event.</w:t>
-      </w:r>
-      <w:r>
-        <w:rPr>
-          <w:rtl w:val="0"/>
-        </w:rPr>
+        <w:t>Planned, not implemented: QR ticket generation and check-in.</w:t>
       </w:r>
     </w:p>
     <w:p>
@@ -7074,28 +6957,7 @@
         <w:rPr/>
       </w:pPr>
       <w:r>
-        <w:rPr>
-          <w:rFonts w:ascii="Calibri" w:cs="Calibri" w:eastAsia="Calibri" w:hAnsi="Calibri"/>
-          <w:b w:val="0"/>
-          <w:bCs w:val="0"/>
-          <w:i w:val="0"/>
-          <w:iCs w:val="0"/>
-          <w:smallCaps w:val="0"/>
-          <w:strike w:val="0"/>
-          <w:color w:val="000000"/>
-          <w:sz w:val="20"/>
-          <w:szCs w:val="20"/>
-          <w:u w:val="none"/>
-          <w:shd w:fill="auto" w:val="clear"/>
-          <w:vertAlign w:val="baseline"/>
-          <w:rtl w:val="0"/>
-        </w:rPr>
-        <w:t xml:space="preserve">View dashboards and export reports on registrations, revenue, and attendance.</w:t>
-      </w:r>
-      <w:r>
-        <w:rPr>
-          <w:rtl w:val="0"/>
-        </w:rPr>
+        <w:t>Planned, not implemented: organizer/admin dashboards and CSV reporting.</w:t>
       </w:r>
     </w:p>
     <w:p>
@@ -7122,28 +6984,7 @@
         <w:rPr/>
       </w:pPr>
       <w:r>
-        <w:rPr>
-          <w:rFonts w:ascii="Calibri" w:cs="Calibri" w:eastAsia="Calibri" w:hAnsi="Calibri"/>
-          <w:b w:val="0"/>
-          <w:bCs w:val="0"/>
-          <w:i w:val="0"/>
-          <w:iCs w:val="0"/>
-          <w:smallCaps w:val="0"/>
-          <w:strike w:val="0"/>
-          <w:color w:val="000000"/>
-          <w:sz w:val="20"/>
-          <w:szCs w:val="20"/>
-          <w:u w:val="none"/>
-          <w:shd w:fill="auto" w:val="clear"/>
-          <w:vertAlign w:val="baseline"/>
-          <w:rtl w:val="0"/>
-        </w:rPr>
-        <w:t xml:space="preserve">Submit and view post-event feedback and ratings.</w:t>
-      </w:r>
-      <w:r>
-        <w:rPr>
-          <w:rtl w:val="0"/>
-        </w:rPr>
+        <w:t>Planned, not implemented: post-event ratings and feedback.</w:t>
       </w:r>
     </w:p>
     <w:p>
@@ -7292,28 +7133,7 @@
         <w:rPr/>
       </w:pPr>
       <w:r>
-        <w:rPr>
-          <w:rFonts w:ascii="Calibri" w:cs="Calibri" w:eastAsia="Calibri" w:hAnsi="Calibri"/>
-          <w:b w:val="0"/>
-          <w:bCs w:val="0"/>
-          <w:i w:val="0"/>
-          <w:iCs w:val="0"/>
-          <w:smallCaps w:val="0"/>
-          <w:strike w:val="0"/>
-          <w:color w:val="000000"/>
-          <w:sz w:val="20"/>
-          <w:szCs w:val="20"/>
-          <w:u w:val="none"/>
-          <w:shd w:fill="auto" w:val="clear"/>
-          <w:vertAlign w:val="baseline"/>
-          <w:rtl w:val="0"/>
-        </w:rPr>
-        <w:t xml:space="preserve">Administrator — platform staff teh with elevated privileges to manage users, moderate events, and view platform-wide analytics.</w:t>
-      </w:r>
-      <w:r>
-        <w:rPr>
-          <w:rtl w:val="0"/>
-        </w:rPr>
+        <w:t>Administrator — a pre-provisioned role. In the current baseline, ADMIN can manage events through server-side event routes; an administrator dashboard, user-management UI, and platform reporting are not implemented.</w:t>
       </w:r>
     </w:p>
     <w:p>
@@ -7348,16 +7168,7 @@
         <w:rPr/>
       </w:pPr>
       <w:r>
-        <w:rPr>
-          <w:rFonts w:ascii="Calibri" w:cs="Calibri" w:eastAsia="Calibri" w:hAnsi="Calibri"/>
-          <w:rtl w:val="0"/>
-        </w:rPr>
-        <w:t xml:space="preserve">The system shall run as a responsive web application acce-sible from current versions of major browsers (Chrome, Firefox, Edge, Safari) on desktop and mobile. The back end shall be deployable on a Linux-based cloud server or container platform, using a relational database (e.g., PostgreSQL/MySQL).</w:t>
-      </w:r>
-      <w:r>
-        <w:rPr>
-          <w:rtl w:val="0"/>
-        </w:rPr>
+        <w:t>The current development environment uses Node.js (Node 24 is configured in CI), npm, a React/Vite frontend and a local SQLite database. The frontend is tested through a Vite production build. Browser responsiveness and production deployment on Linux/cloud are goals, not verified non-functional results in this repository snapshot.</w:t>
       </w:r>
     </w:p>
     <w:p>
@@ -7410,23 +7221,7 @@
         <w:rPr/>
       </w:pPr>
       <w:r>
-        <w:rPr>
-          <w:rFonts w:ascii="Times New Roman" w:cs="Times New Roman" w:eastAsia="Times New Roman" w:hAnsi="Times New Roman"/>
-          <w:b w:val="0"/>
-          <w:bCs w:val="0"/>
-          <w:i w:val="0"/>
-          <w:iCs w:val="0"/>
-          <w:smallCaps w:val="0"/>
-          <w:strike w:val="0"/>
-          <w:color w:val="000000"/>
-          <w:sz w:val="20"/>
-          <w:szCs w:val="20"/>
-          <w:u w:val="none"/>
-          <w:shd w:fill="auto" w:val="clear"/>
-          <w:vertAlign w:val="baseline"/>
-          <w:rtl w:val="0"/>
-        </w:rPr>
-        <w:t xml:space="preserve">Implementation stack: JavaScript with React.js for the front end and Node.js with Express for the back end.</w:t>
+        <w:t>Implemented stack: JavaScript, React 18, Vite, React Router, Node.js, Express, Sequelize and SQLite. The repository uses a local database for development; production database provisioning and deployment configuration are not included.</w:t>
       </w:r>
     </w:p>
     <w:p>
@@ -7453,28 +7248,7 @@
         <w:rPr/>
       </w:pPr>
       <w:r>
-        <w:rPr>
-          <w:rFonts w:ascii="Calibri" w:cs="Calibri" w:eastAsia="Calibri" w:hAnsi="Calibri"/>
-          <w:b w:val="0"/>
-          <w:bCs w:val="0"/>
-          <w:i w:val="0"/>
-          <w:iCs w:val="0"/>
-          <w:smallCaps w:val="0"/>
-          <w:strike w:val="0"/>
-          <w:color w:val="000000"/>
-          <w:sz w:val="20"/>
-          <w:szCs w:val="20"/>
-          <w:u w:val="none"/>
-          <w:shd w:fill="auto" w:val="clear"/>
-          <w:vertAlign w:val="baseline"/>
-          <w:rtl w:val="0"/>
-        </w:rPr>
-        <w:t xml:space="preserve">Must integrate with a third-party payment gateway that suports the region's common payment methods (cards, UPI, etc.).</w:t>
-      </w:r>
-      <w:r>
-        <w:rPr>
-          <w:rtl w:val="0"/>
-        </w:rPr>
+        <w:t>Planned constraint: integrate a payment gateway only when payment/ticketing modules are implemented. No payment gateway integration is present in the current baseline.</w:t>
       </w:r>
     </w:p>
     <w:p>
@@ -7501,28 +7275,7 @@
         <w:rPr/>
       </w:pPr>
       <w:r>
-        <w:rPr>
-          <w:rFonts w:ascii="Calibri" w:cs="Calibri" w:eastAsia="Calibri" w:hAnsi="Calibri"/>
-          <w:b w:val="0"/>
-          <w:bCs w:val="0"/>
-          <w:i w:val="0"/>
-          <w:iCs w:val="0"/>
-          <w:smallCaps w:val="0"/>
-          <w:strike w:val="0"/>
-          <w:color w:val="000000"/>
-          <w:sz w:val="20"/>
-          <w:szCs w:val="20"/>
-          <w:u w:val="none"/>
-          <w:shd w:fill="auto" w:val="clear"/>
-          <w:vertAlign w:val="baseline"/>
-          <w:rtl w:val="0"/>
-        </w:rPr>
-        <w:t xml:space="preserve">Must comply with applicable data protection expectations for string personal and payment-related data (no raw card data stored on system servers).</w:t>
-      </w:r>
-      <w:r>
-        <w:rPr>
-          <w:rtl w:val="0"/>
-        </w:rPr>
+        <w:t>Security baseline: passwords are stored as bcrypt hashes; responses do not expose password hashes; JWT authentication and server-side role/ownership checks are implemented. Production TLS/deployment hardening and payment-data compliance cannot be claimed because the payment flow and production deployment are absent.</w:t>
       </w:r>
     </w:p>
     <w:p>
@@ -7623,54 +7376,7 @@
         <w:rPr/>
       </w:pPr>
       <w:r>
-        <w:rPr>
-          <w:rFonts w:ascii="Calibri" w:cs="Calibri" w:eastAsia="Calibri" w:hAnsi="Calibri"/>
-          <w:b w:val="0"/>
-          <w:bCs w:val="0"/>
-          <w:i w:val="0"/>
-          <w:iCs w:val="0"/>
-          <w:smallCaps w:val="0"/>
-          <w:strike w:val="0"/>
-          <w:color w:val="000000"/>
-          <w:sz w:val="20"/>
-          <w:szCs w:val="20"/>
-          <w:u w:val="none"/>
-          <w:shd w:fill="auto" w:val="clear"/>
-          <w:vertAlign w:val="baseline"/>
-          <w:rtl w:val="0"/>
-        </w:rPr>
-        <w:t xml:space="preserve">Assumes a stable third-party payment gateway and email</w:t>
-      </w:r>
-      <w:r>
-        <w:rPr>
-          <w:rFonts w:ascii="Calibri" w:cs="Calibri" w:eastAsia="Calibri" w:hAnsi="Calibri"/>
-          <w:rtl w:val="0"/>
-        </w:rPr>
-        <w:t xml:space="preserve">or </w:t>
-      </w:r>
-      <w:r>
-        <w:rPr>
-          <w:rFonts w:ascii="Calibri" w:cs="Calibri" w:eastAsia="Calibri" w:hAnsi="Calibri"/>
-          <w:b w:val="0"/>
-          <w:bCs w:val="0"/>
-          <w:i w:val="0"/>
-          <w:iCs w:val="0"/>
-          <w:smallCaps w:val="0"/>
-          <w:strike w:val="0"/>
-          <w:color w:val="000000"/>
-          <w:sz w:val="20"/>
-          <w:szCs w:val="20"/>
-          <w:u w:val="none"/>
-          <w:shd w:fill="auto" w:val="clear"/>
-          <w:vertAlign w:val="baseline"/>
-          <w:rtl w:val="0"/>
-        </w:rPr>
-        <w:t xml:space="preserve">SMS provider will be available and their sandbox/test credentials accessible during development.</w:t>
-      </w:r>
-      <w:r>
-        <w:rPr>
-          <w:rtl w:val="0"/>
-        </w:rPr>
+        <w:t>Future dependencies: a payment gateway and email/SMS provider will be required for planned payments and notifications. Neither provider is integrated in the current code baseline. Email verification is currently demonstrated by a development link printed in the backend terminal.</w:t>
       </w:r>
     </w:p>
     <w:p>
@@ -7827,16 +7533,7 @@
         <w:rPr/>
       </w:pPr>
       <w:r>
-        <w:rPr>
-          <w:rFonts w:ascii="Calibri" w:cs="Calibri" w:eastAsia="Calibri" w:hAnsi="Calibri"/>
-          <w:rtl w:val="0"/>
-        </w:rPr>
-        <w:t xml:space="preserve">The system shall provide distinct web interfaces for each user class a public event browsing/registration interface for Attendees, event-management console for Organizers, and administrative panel for Administrators. All interfaces shall follow a consistent design system, be responsive across desktop and mobile screen sizes, and display clear error messages for invalid input (e.g., a full event, an expired session).</w:t>
-      </w:r>
-      <w:r>
-        <w:rPr>
-          <w:rtl w:val="0"/>
-        </w:rPr>
+        <w:t>The current React UI provides account registration/login, public event browsing and details, and organizer event creation/editing/management. It does not provide attendee registration/checkout, QR check-in, or an admin reporting dashboard. UI-level restrictions complement but do not replace backend authorization.</w:t>
       </w:r>
     </w:p>
     <w:p>
@@ -7871,16 +7568,7 @@
         <w:rPr/>
       </w:pPr>
       <w:r>
-        <w:rPr>
-          <w:rFonts w:ascii="Calibri" w:cs="Calibri" w:eastAsia="Calibri" w:hAnsi="Calibri"/>
-          <w:rtl w:val="0"/>
-        </w:rPr>
-        <w:t xml:space="preserve">The front end (React.js) shall communicate with the back end via a versioned REST API (JSON over HTTPS). The back end shall interface with: a relational database for persistent storage; third-party payment gateway API for processing payments and refunds; and an email/SMS provider API (e.g., SendGrid, Twilio) for notifications.</w:t>
-      </w:r>
-      <w:r>
-        <w:rPr>
-          <w:rtl w:val="0"/>
-        </w:rPr>
+        <w:t>The frontend calls the backend JSON REST API, by default at http://localhost:5000/api. Sequelize persists User and Event records to SQLite in local development. No payment gateway or email/SMS provider API is called by the current backend.</w:t>
       </w:r>
     </w:p>
     <w:p>
@@ -7915,16 +7603,7 @@
         <w:rPr/>
       </w:pPr>
       <w:r>
-        <w:rPr>
-          <w:rFonts w:ascii="Calibri" w:cs="Calibri" w:eastAsia="Calibri" w:hAnsi="Calibri"/>
-          <w:rtl w:val="0"/>
-        </w:rPr>
-        <w:t xml:space="preserve">All client-server communication shall use HTTPS/TLS. The system shall use standard SMTP-based email delivery (via the notification provider) and, where SMS is enabled, standard carrier APIs. API requests shall be authenticated using token-based authentication (e.g., JWT).</w:t>
-      </w:r>
-      <w:r>
-        <w:rPr>
-          <w:rtl w:val="0"/>
-        </w:rPr>
+        <w:t>The local development server uses HTTP at localhost:5000; this repository does not configure production HTTPS/TLS termination. JWT Bearer tokens protect authenticated API routes. Production deployments must provide HTTPS/TLS at the host/reverse-proxy layer before handling real user data.</w:t>
       </w:r>
     </w:p>
     <w:p>
@@ -7959,16 +7638,7 @@
         <w:rPr/>
       </w:pPr>
       <w:r>
-        <w:rPr>
-          <w:rFonts w:ascii="Calibri" w:cs="Calibri" w:eastAsia="Calibri" w:hAnsi="Calibri"/>
-          <w:rtl w:val="0"/>
-        </w:rPr>
-        <w:t xml:space="preserve">The QR-code check-in feature shall be operable using standard smartphone or tablet cameras via the web interface; no proprietary scanning hardware is required.</w:t>
-      </w:r>
-      <w:r>
-        <w:rPr>
-          <w:rtl w:val="0"/>
-        </w:rPr>
+        <w:t>QR-code check-in is a planned feature and is not implemented in the current baseline; there is no ticket or check-in route that uses a camera.</w:t>
       </w:r>
     </w:p>
     <w:p>
@@ -8003,10 +7673,7 @@
         <w:rPr/>
       </w:pPr>
       <w:r>
-        <w:rPr>
-          <w:rtl w:val="0"/>
-        </w:rPr>
-        <w:t xml:space="preserve">The following analysis models are included for Part-1: (1) a UML use case diagram covering Attendee, Organizer, and Administrator interactions, and (2) a high-level entity-relationship diagram covering Users, Events, Registrations, Payments, and Notifications.</w:t>
+        <w:t>The analysis figures below describe the current implemented baseline: (1) a use-case diagram for implemented account-access, event-management and event-discovery workflows; and (2) an entity-relationship diagram containing only the implemented User and Event models. Planned modules are explicitly noted as absent.</w:t>
       </w:r>
     </w:p>
     <w:p>
@@ -8018,7 +7685,7 @@
         <w:rPr/>
         <w:drawing>
           <wp:inline distB="114300" distT="114300" distL="114300" distR="114300">
-            <wp:extent cx="5943600" cy="3962400"/>
+            <wp:extent cx="5760720" cy="3584448"/>
             <wp:effectExtent b="0" l="0" r="0" t="0"/>
             <wp:docPr id="4" name="image1.png"/>
             <a:graphic>
@@ -8038,7 +7705,7 @@
                   <pic:spPr>
                     <a:xfrm>
                       <a:off x="0" y="0"/>
-                      <a:ext cx="5943600" cy="3962400"/>
+                      <a:ext cx="5760720" cy="3584448"/>
                     </a:xfrm>
                     <a:prstGeom prst="rect"/>
                     <a:ln/>
@@ -8076,7 +7743,7 @@
         <w:rPr/>
         <w:drawing>
           <wp:inline distB="114300" distT="114300" distL="114300" distR="114300">
-            <wp:extent cx="5943600" cy="3962400"/>
+            <wp:extent cx="5760720" cy="2762794"/>
             <wp:effectExtent b="0" l="0" r="0" t="0"/>
             <wp:docPr id="3" name="image2.png"/>
             <a:graphic>
@@ -8096,7 +7763,7 @@
                   <pic:spPr>
                     <a:xfrm>
                       <a:off x="0" y="0"/>
-                      <a:ext cx="5943600" cy="3962400"/>
+                      <a:ext cx="5760720" cy="2762794"/>
                     </a:xfrm>
                     <a:prstGeom prst="rect"/>
                     <a:ln/>
@@ -8133,22 +7800,14 @@
           <w:color w:val="000000"/>
         </w:rPr>
       </w:pPr>
-      <w:bookmarkStart w:colFirst="0" w:colLast="0" w:name="_heading=h.h9wsukbp6kyk" w:id="20"/>
-      <w:bookmarkEnd w:id="20"/>
-      <w:r>
-        <w:rPr>
-          <w:rFonts w:ascii="Calibri" w:cs="Calibri" w:eastAsia="Calibri" w:hAnsi="Calibri"/>
-          <w:b w:val="1"/>
-          <w:bCs w:val="1"/>
-          <w:color w:val="000000"/>
-          <w:rtl w:val="0"/>
-        </w:rPr>
-        <w:t xml:space="preserve">5. System Features</w:t>
-      </w:r>
-      <w:r>
-        <w:rPr>
-          <w:rtl w:val="0"/>
-        </w:rPr>
+      <w:r>
+        <w:t>5. System Features</w:t>
+      </w:r>
+    </w:p>
+    <w:p>
+      <w:pPr/>
+      <w:r>
+        <w:t>Status convention: REQ-1 to REQ-10 describe the implemented account/event slice (with email delivery caveat); REQ-11 to REQ-28 remain target requirements and are not implemented in the current code baseline. See Appendix D and docs/IMPLEMENTATION_BASELINE.md.</w:t>
       </w:r>
     </w:p>
     <w:p>
@@ -9133,22 +8792,14 @@
           <w:color w:val="000000"/>
         </w:rPr>
       </w:pPr>
-      <w:bookmarkStart w:colFirst="0" w:colLast="0" w:name="_heading=h.hib4rrxwbk5" w:id="33"/>
-      <w:bookmarkEnd w:id="33"/>
-      <w:r>
-        <w:rPr>
-          <w:rFonts w:ascii="Calibri" w:cs="Calibri" w:eastAsia="Calibri" w:hAnsi="Calibri"/>
-          <w:b w:val="1"/>
-          <w:bCs w:val="1"/>
-          <w:color w:val="000000"/>
-          <w:rtl w:val="0"/>
-        </w:rPr>
-        <w:t xml:space="preserve">System Feature 4: Event Registration and Ticket Booking</w:t>
-      </w:r>
-      <w:r>
-        <w:rPr>
-          <w:rtl w:val="0"/>
-        </w:rPr>
+      <w:r>
+        <w:t>System Feature 4: Event Registration and Ticket Booking</w:t>
+      </w:r>
+    </w:p>
+    <w:p>
+      <w:pPr/>
+      <w:r>
+        <w:t>Implementation status: PLANNED — not implemented in the code baseline reviewed on 29 October 2026. The following requirements describe intended future behavior and must not be recorded as delivered or tested.</w:t>
       </w:r>
     </w:p>
     <w:p>
@@ -9471,22 +9122,14 @@
           <w:color w:val="000000"/>
         </w:rPr>
       </w:pPr>
-      <w:bookmarkStart w:colFirst="0" w:colLast="0" w:name="_heading=h.4qylsie9sy6j" w:id="37"/>
-      <w:bookmarkEnd w:id="37"/>
-      <w:r>
-        <w:rPr>
-          <w:rFonts w:ascii="Calibri" w:cs="Calibri" w:eastAsia="Calibri" w:hAnsi="Calibri"/>
-          <w:b w:val="1"/>
-          <w:bCs w:val="1"/>
-          <w:color w:val="000000"/>
-          <w:rtl w:val="0"/>
-        </w:rPr>
-        <w:t xml:space="preserve">System Feature 5: Payment Processing</w:t>
-      </w:r>
-      <w:r>
-        <w:rPr>
-          <w:rtl w:val="0"/>
-        </w:rPr>
+      <w:r>
+        <w:t>System Feature 5: Payment Processing</w:t>
+      </w:r>
+    </w:p>
+    <w:p>
+      <w:pPr/>
+      <w:r>
+        <w:t>Implementation status: PLANNED — not implemented in the code baseline reviewed on 29 October 2026. The following requirements describe intended future behavior and must not be recorded as delivered or tested.</w:t>
       </w:r>
     </w:p>
     <w:p>
@@ -9749,22 +9392,14 @@
           <w:color w:val="000000"/>
         </w:rPr>
       </w:pPr>
-      <w:bookmarkStart w:colFirst="0" w:colLast="0" w:name="_heading=h.pcgx2hfs2xx2" w:id="41"/>
-      <w:bookmarkEnd w:id="41"/>
-      <w:r>
-        <w:rPr>
-          <w:rFonts w:ascii="Calibri" w:cs="Calibri" w:eastAsia="Calibri" w:hAnsi="Calibri"/>
-          <w:b w:val="1"/>
-          <w:bCs w:val="1"/>
-          <w:color w:val="000000"/>
-          <w:rtl w:val="0"/>
-        </w:rPr>
-        <w:t xml:space="preserve">System Feature 6: Notifications</w:t>
-      </w:r>
-      <w:r>
-        <w:rPr>
-          <w:rtl w:val="0"/>
-        </w:rPr>
+      <w:r>
+        <w:t>System Feature 6: Notifications</w:t>
+      </w:r>
+    </w:p>
+    <w:p>
+      <w:pPr/>
+      <w:r>
+        <w:t>Implementation status: PLANNED — not implemented in the code baseline reviewed on 29 October 2026. The following requirements describe intended future behavior and must not be recorded as delivered or tested.</w:t>
       </w:r>
     </w:p>
     <w:p>
@@ -10053,22 +9688,14 @@
           <w:color w:val="000000"/>
         </w:rPr>
       </w:pPr>
-      <w:bookmarkStart w:colFirst="0" w:colLast="0" w:name="_heading=h.9ruokzwjx7sz" w:id="45"/>
-      <w:bookmarkEnd w:id="45"/>
-      <w:r>
-        <w:rPr>
-          <w:rFonts w:ascii="Calibri" w:cs="Calibri" w:eastAsia="Calibri" w:hAnsi="Calibri"/>
-          <w:b w:val="1"/>
-          <w:bCs w:val="1"/>
-          <w:color w:val="000000"/>
-          <w:rtl w:val="0"/>
-        </w:rPr>
-        <w:t xml:space="preserve">System Feature 7: QR-Code Digital Ticketing and Check-In</w:t>
-      </w:r>
-      <w:r>
-        <w:rPr>
-          <w:rtl w:val="0"/>
-        </w:rPr>
+      <w:r>
+        <w:t>System Feature 7: QR-Code Digital Ticketing and Check-In</w:t>
+      </w:r>
+    </w:p>
+    <w:p>
+      <w:pPr/>
+      <w:r>
+        <w:t>Implementation status: PLANNED — not implemented in the code baseline reviewed on 29 October 2026. The following requirements describe intended future behavior and must not be recorded as delivered or tested.</w:t>
       </w:r>
     </w:p>
     <w:p>
@@ -10379,22 +10006,14 @@
           <w:color w:val="000000"/>
         </w:rPr>
       </w:pPr>
-      <w:bookmarkStart w:colFirst="0" w:colLast="0" w:name="_heading=h.9n7zm7261asb" w:id="49"/>
-      <w:bookmarkEnd w:id="49"/>
-      <w:r>
-        <w:rPr>
-          <w:rFonts w:ascii="Calibri" w:cs="Calibri" w:eastAsia="Calibri" w:hAnsi="Calibri"/>
-          <w:b w:val="1"/>
-          <w:bCs w:val="1"/>
-          <w:color w:val="000000"/>
-          <w:rtl w:val="0"/>
-        </w:rPr>
-        <w:t xml:space="preserve">System Feature 8: Admin Dashboard and Reporting</w:t>
-      </w:r>
-      <w:r>
-        <w:rPr>
-          <w:rtl w:val="0"/>
-        </w:rPr>
+      <w:r>
+        <w:t>System Feature 8: Admin Dashboard and Reporting</w:t>
+      </w:r>
+    </w:p>
+    <w:p>
+      <w:pPr/>
+      <w:r>
+        <w:t>Implementation status: PLANNED — not implemented in the code baseline reviewed on 29 October 2026. The following requirements describe intended future behavior and must not be recorded as delivered or tested.</w:t>
       </w:r>
     </w:p>
     <w:p>
@@ -10657,22 +10276,14 @@
           <w:color w:val="000000"/>
         </w:rPr>
       </w:pPr>
-      <w:bookmarkStart w:colFirst="0" w:colLast="0" w:name="_heading=h.uci3ja3bdygj" w:id="53"/>
-      <w:bookmarkEnd w:id="53"/>
-      <w:r>
-        <w:rPr>
-          <w:rFonts w:ascii="Calibri" w:cs="Calibri" w:eastAsia="Calibri" w:hAnsi="Calibri"/>
-          <w:b w:val="1"/>
-          <w:bCs w:val="1"/>
-          <w:color w:val="000000"/>
-          <w:rtl w:val="0"/>
-        </w:rPr>
-        <w:t xml:space="preserve">System Feature 9: Post-Event Feedback and Ratings</w:t>
-      </w:r>
-      <w:r>
-        <w:rPr>
-          <w:rtl w:val="0"/>
-        </w:rPr>
+      <w:r>
+        <w:t>System Feature 9: Post-Event Feedback and Ratings</w:t>
+      </w:r>
+    </w:p>
+    <w:p>
+      <w:pPr/>
+      <w:r>
+        <w:t>Implementation status: PLANNED — not implemented in the code baseline reviewed on 29 October 2026. The following requirements describe intended future behavior and must not be recorded as delivered or tested.</w:t>
       </w:r>
     </w:p>
     <w:p>
@@ -10985,23 +10596,7 @@
         <w:rPr/>
       </w:pPr>
       <w:r>
-        <w:rPr>
-          <w:rFonts w:ascii="Times New Roman" w:cs="Times New Roman" w:eastAsia="Times New Roman" w:hAnsi="Times New Roman"/>
-          <w:b w:val="0"/>
-          <w:bCs w:val="0"/>
-          <w:i w:val="0"/>
-          <w:iCs w:val="0"/>
-          <w:smallCaps w:val="0"/>
-          <w:strike w:val="0"/>
-          <w:color w:val="000000"/>
-          <w:sz w:val="20"/>
-          <w:szCs w:val="20"/>
-          <w:u w:val="none"/>
-          <w:shd w:fill="auto" w:val="clear"/>
-          <w:vertAlign w:val="baseline"/>
-          <w:rtl w:val="0"/>
-        </w:rPr>
-        <w:t xml:space="preserve">NFR-PERF-01: The event search and listing pages shall return results within 2 seconds under normal load (up to 100 concurrent users).</w:t>
+        <w:t>NFR-PERF-01: The event search and listing APIs target responses within 2 seconds under a defined workload of up to 100 concurrent users. A developer-run local synthetic-data benchmark on 29 October 2026 recorded 1,000/1,000 successful requests, p95 178.211 ms, max 259.926 ms and 100% under 2 seconds. This is one local run, not a production guarantee; details and limitations are recorded in docs/TESTING_AND_RESULTS.md.</w:t>
       </w:r>
     </w:p>
     <w:p>
@@ -11028,23 +10623,7 @@
         <w:rPr/>
       </w:pPr>
       <w:r>
-        <w:rPr>
-          <w:rFonts w:ascii="Times New Roman" w:cs="Times New Roman" w:eastAsia="Times New Roman" w:hAnsi="Times New Roman"/>
-          <w:b w:val="0"/>
-          <w:bCs w:val="0"/>
-          <w:i w:val="0"/>
-          <w:iCs w:val="0"/>
-          <w:smallCaps w:val="0"/>
-          <w:strike w:val="0"/>
-          <w:color w:val="000000"/>
-          <w:sz w:val="20"/>
-          <w:szCs w:val="20"/>
-          <w:u w:val="none"/>
-          <w:shd w:fill="auto" w:val="clear"/>
-          <w:vertAlign w:val="baseline"/>
-          <w:rtl w:val="0"/>
-        </w:rPr>
-        <w:t xml:space="preserve">NFR-PERF-02: The system shall support at least 500 concurrent registration attempts for a single high-demand event without data corruption or overbooking.</w:t>
+        <w:t>NFR-PERF-02: The target product shall support at least 500 concurrent registration attempts for a single high-demand event without data corruption or overbooking. Status: NOT TESTED — no registration flow/model exists in the current baseline.</w:t>
       </w:r>
     </w:p>
     <w:p>
@@ -11410,23 +10989,7 @@
         <w:rPr/>
       </w:pPr>
       <w:r>
-        <w:rPr>
-          <w:rFonts w:ascii="Times New Roman" w:cs="Times New Roman" w:eastAsia="Times New Roman" w:hAnsi="Times New Roman"/>
-          <w:b w:val="0"/>
-          <w:bCs w:val="0"/>
-          <w:i w:val="0"/>
-          <w:iCs w:val="0"/>
-          <w:smallCaps w:val="0"/>
-          <w:strike w:val="0"/>
-          <w:color w:val="000000"/>
-          <w:sz w:val="20"/>
-          <w:szCs w:val="20"/>
-          <w:u w:val="none"/>
-          <w:shd w:fill="auto" w:val="clear"/>
-          <w:vertAlign w:val="baseline"/>
-          <w:rtl w:val="0"/>
-        </w:rPr>
-        <w:t xml:space="preserve">NFR-SEC-04: Session tokens shall expire after a configurable period of inactivity.</w:t>
+        <w:t>NFR-SEC-04: Access JWTs shall expire after the configured JWT_EXPIRES_IN duration (default 1 day). Idle/inactivity-based session expiry is not implemented in the current baseline.</w:t>
       </w:r>
     </w:p>
     <w:p>
@@ -14983,14 +14546,8 @@
         <w:tc>
           <w:tcPr/>
           <w:p>
-            <w:pPr>
-              <w:rPr/>
-            </w:pPr>
-            <w:r>
-              <w:rPr>
-                <w:rtl w:val="0"/>
-              </w:rPr>
-              <w:t xml:space="preserve">TBD</w:t>
+            <w:r>
+              <w:t>Implemented: backend/src/controllers/authController.js; backend/src/routes/authRoutes.js; backend/src/middleware/auth.js</w:t>
             </w:r>
           </w:p>
         </w:tc>
@@ -15101,14 +14658,8 @@
         <w:tc>
           <w:tcPr/>
           <w:p>
-            <w:pPr>
-              <w:rPr/>
-            </w:pPr>
-            <w:r>
-              <w:rPr>
-                <w:rtl w:val="0"/>
-              </w:rPr>
-              <w:t xml:space="preserve">TBD</w:t>
+            <w:r>
+              <w:t>Implemented: backend/src/controllers/authController.js; backend/src/routes/authRoutes.js; backend/src/middleware/auth.js</w:t>
             </w:r>
           </w:p>
         </w:tc>
@@ -15219,14 +14770,8 @@
         <w:tc>
           <w:tcPr/>
           <w:p>
-            <w:pPr>
-              <w:rPr/>
-            </w:pPr>
-            <w:r>
-              <w:rPr>
-                <w:rtl w:val="0"/>
-              </w:rPr>
-              <w:t xml:space="preserve">TBD</w:t>
+            <w:r>
+              <w:t>Implemented: backend/src/controllers/authController.js; backend/src/routes/authRoutes.js; backend/src/middleware/auth.js</w:t>
             </w:r>
           </w:p>
         </w:tc>
@@ -15337,14 +14882,8 @@
         <w:tc>
           <w:tcPr/>
           <w:p>
-            <w:pPr>
-              <w:rPr/>
-            </w:pPr>
-            <w:r>
-              <w:rPr>
-                <w:rtl w:val="0"/>
-              </w:rPr>
-              <w:t xml:space="preserve">TBD</w:t>
+            <w:r>
+              <w:t>Implemented: backend/src/controllers/authController.js; backend/src/routes/authRoutes.js; backend/src/middleware/auth.js</w:t>
             </w:r>
           </w:p>
         </w:tc>
@@ -15455,14 +14994,8 @@
         <w:tc>
           <w:tcPr/>
           <w:p>
-            <w:pPr>
-              <w:rPr/>
-            </w:pPr>
-            <w:r>
-              <w:rPr>
-                <w:rtl w:val="0"/>
-              </w:rPr>
-              <w:t xml:space="preserve">TBD</w:t>
+            <w:r>
+              <w:t>Implemented: backend/src/controllers/eventController.js; backend/src/routes/eventRoutes.js; backend/src/models/Event.js; frontend/src/pages/</w:t>
             </w:r>
           </w:p>
         </w:tc>
@@ -15573,14 +15106,8 @@
         <w:tc>
           <w:tcPr/>
           <w:p>
-            <w:pPr>
-              <w:rPr/>
-            </w:pPr>
-            <w:r>
-              <w:rPr>
-                <w:rtl w:val="0"/>
-              </w:rPr>
-              <w:t xml:space="preserve">TBD</w:t>
+            <w:r>
+              <w:t>Implemented: backend/src/controllers/eventController.js; backend/src/routes/eventRoutes.js; backend/src/models/Event.js; frontend/src/pages/</w:t>
             </w:r>
           </w:p>
         </w:tc>
@@ -15691,14 +15218,8 @@
         <w:tc>
           <w:tcPr/>
           <w:p>
-            <w:pPr>
-              <w:rPr/>
-            </w:pPr>
-            <w:r>
-              <w:rPr>
-                <w:rtl w:val="0"/>
-              </w:rPr>
-              <w:t xml:space="preserve">TBD</w:t>
+            <w:r>
+              <w:t>Implemented: backend/src/controllers/eventController.js; backend/src/routes/eventRoutes.js; backend/src/models/Event.js; frontend/src/pages/</w:t>
             </w:r>
           </w:p>
         </w:tc>
@@ -15809,14 +15330,8 @@
         <w:tc>
           <w:tcPr/>
           <w:p>
-            <w:pPr>
-              <w:rPr/>
-            </w:pPr>
-            <w:r>
-              <w:rPr>
-                <w:rtl w:val="0"/>
-              </w:rPr>
-              <w:t xml:space="preserve">TBD</w:t>
+            <w:r>
+              <w:t>Implemented: backend/src/controllers/eventController.js; backend/src/routes/eventRoutes.js; backend/src/models/Event.js; frontend/src/pages/</w:t>
             </w:r>
           </w:p>
         </w:tc>
@@ -15927,14 +15442,8 @@
         <w:tc>
           <w:tcPr/>
           <w:p>
-            <w:pPr>
-              <w:rPr/>
-            </w:pPr>
-            <w:r>
-              <w:rPr>
-                <w:rtl w:val="0"/>
-              </w:rPr>
-              <w:t xml:space="preserve">TBD</w:t>
+            <w:r>
+              <w:t>Implemented: backend/src/controllers/eventController.js; backend/src/routes/eventRoutes.js; backend/src/models/Event.js; frontend/src/pages/</w:t>
             </w:r>
           </w:p>
         </w:tc>
@@ -16045,14 +15554,8 @@
         <w:tc>
           <w:tcPr/>
           <w:p>
-            <w:pPr>
-              <w:rPr/>
-            </w:pPr>
-            <w:r>
-              <w:rPr>
-                <w:rtl w:val="0"/>
-              </w:rPr>
-              <w:t xml:space="preserve">TBD</w:t>
+            <w:r>
+              <w:t>Implemented: backend/src/controllers/eventController.js; backend/src/routes/eventRoutes.js; backend/src/models/Event.js; frontend/src/pages/</w:t>
             </w:r>
           </w:p>
         </w:tc>
@@ -16163,14 +15666,8 @@
         <w:tc>
           <w:tcPr/>
           <w:p>
-            <w:pPr>
-              <w:rPr/>
-            </w:pPr>
-            <w:r>
-              <w:rPr>
-                <w:rtl w:val="0"/>
-              </w:rPr>
-              <w:t xml:space="preserve">TBD</w:t>
+            <w:r>
+              <w:t>Not implemented in the current baseline; planned requirement only</w:t>
             </w:r>
           </w:p>
         </w:tc>
@@ -16281,14 +15778,8 @@
         <w:tc>
           <w:tcPr/>
           <w:p>
-            <w:pPr>
-              <w:rPr/>
-            </w:pPr>
-            <w:r>
-              <w:rPr>
-                <w:rtl w:val="0"/>
-              </w:rPr>
-              <w:t xml:space="preserve">TBD</w:t>
+            <w:r>
+              <w:t>Not implemented in the current baseline; planned requirement only</w:t>
             </w:r>
           </w:p>
         </w:tc>
@@ -16399,14 +15890,8 @@
         <w:tc>
           <w:tcPr/>
           <w:p>
-            <w:pPr>
-              <w:rPr/>
-            </w:pPr>
-            <w:r>
-              <w:rPr>
-                <w:rtl w:val="0"/>
-              </w:rPr>
-              <w:t xml:space="preserve">TBD</w:t>
+            <w:r>
+              <w:t>Not implemented in the current baseline; planned requirement only</w:t>
             </w:r>
           </w:p>
         </w:tc>
@@ -16517,14 +16002,8 @@
         <w:tc>
           <w:tcPr/>
           <w:p>
-            <w:pPr>
-              <w:rPr/>
-            </w:pPr>
-            <w:r>
-              <w:rPr>
-                <w:rtl w:val="0"/>
-              </w:rPr>
-              <w:t xml:space="preserve">TBD</w:t>
+            <w:r>
+              <w:t>Not implemented in the current baseline; planned requirement only</w:t>
             </w:r>
           </w:p>
         </w:tc>
@@ -16635,14 +16114,8 @@
         <w:tc>
           <w:tcPr/>
           <w:p>
-            <w:pPr>
-              <w:rPr/>
-            </w:pPr>
-            <w:r>
-              <w:rPr>
-                <w:rtl w:val="0"/>
-              </w:rPr>
-              <w:t xml:space="preserve">TBD</w:t>
+            <w:r>
+              <w:t>Not implemented in the current baseline; planned requirement only</w:t>
             </w:r>
           </w:p>
         </w:tc>
@@ -16753,14 +16226,8 @@
         <w:tc>
           <w:tcPr/>
           <w:p>
-            <w:pPr>
-              <w:rPr/>
-            </w:pPr>
-            <w:r>
-              <w:rPr>
-                <w:rtl w:val="0"/>
-              </w:rPr>
-              <w:t xml:space="preserve">SAD Seq. 1</w:t>
+            <w:r>
+              <w:t>Not implemented in the current baseline; planned requirement only</w:t>
             </w:r>
           </w:p>
         </w:tc>
@@ -16871,14 +16338,8 @@
         <w:tc>
           <w:tcPr/>
           <w:p>
-            <w:pPr>
-              <w:rPr/>
-            </w:pPr>
-            <w:r>
-              <w:rPr>
-                <w:rtl w:val="0"/>
-              </w:rPr>
-              <w:t xml:space="preserve">TBD</w:t>
+            <w:r>
+              <w:t>Not implemented in the current baseline; planned requirement only</w:t>
             </w:r>
           </w:p>
         </w:tc>
@@ -16989,14 +16450,8 @@
         <w:tc>
           <w:tcPr/>
           <w:p>
-            <w:pPr>
-              <w:rPr/>
-            </w:pPr>
-            <w:r>
-              <w:rPr>
-                <w:rtl w:val="0"/>
-              </w:rPr>
-              <w:t xml:space="preserve">SAD Seq. 1</w:t>
+            <w:r>
+              <w:t>Not implemented in the current baseline; planned requirement only</w:t>
             </w:r>
           </w:p>
         </w:tc>
@@ -17107,14 +16562,8 @@
         <w:tc>
           <w:tcPr/>
           <w:p>
-            <w:pPr>
-              <w:rPr/>
-            </w:pPr>
-            <w:r>
-              <w:rPr>
-                <w:rtl w:val="0"/>
-              </w:rPr>
-              <w:t xml:space="preserve">TBD</w:t>
+            <w:r>
+              <w:t>Not implemented in the current baseline; planned requirement only</w:t>
             </w:r>
           </w:p>
         </w:tc>
@@ -17225,14 +16674,8 @@
         <w:tc>
           <w:tcPr/>
           <w:p>
-            <w:pPr>
-              <w:rPr/>
-            </w:pPr>
-            <w:r>
-              <w:rPr>
-                <w:rtl w:val="0"/>
-              </w:rPr>
-              <w:t xml:space="preserve">TBD</w:t>
+            <w:r>
+              <w:t>Not implemented in the current baseline; planned requirement only</w:t>
             </w:r>
           </w:p>
         </w:tc>
@@ -17343,14 +16786,8 @@
         <w:tc>
           <w:tcPr/>
           <w:p>
-            <w:pPr>
-              <w:rPr/>
-            </w:pPr>
-            <w:r>
-              <w:rPr>
-                <w:rtl w:val="0"/>
-              </w:rPr>
-              <w:t xml:space="preserve">SAD Seq. 1</w:t>
+            <w:r>
+              <w:t>Not implemented in the current baseline; planned requirement only</w:t>
             </w:r>
           </w:p>
         </w:tc>
@@ -17461,14 +16898,8 @@
         <w:tc>
           <w:tcPr/>
           <w:p>
-            <w:pPr>
-              <w:rPr/>
-            </w:pPr>
-            <w:r>
-              <w:rPr>
-                <w:rtl w:val="0"/>
-              </w:rPr>
-              <w:t xml:space="preserve">SAD Seq. 2</w:t>
+            <w:r>
+              <w:t>Not implemented in the current baseline; planned requirement only</w:t>
             </w:r>
           </w:p>
         </w:tc>
@@ -17579,14 +17010,8 @@
         <w:tc>
           <w:tcPr/>
           <w:p>
-            <w:pPr>
-              <w:rPr/>
-            </w:pPr>
-            <w:r>
-              <w:rPr>
-                <w:rtl w:val="0"/>
-              </w:rPr>
-              <w:t xml:space="preserve">SAD Seq. 2</w:t>
+            <w:r>
+              <w:t>Not implemented in the current baseline; planned requirement only</w:t>
             </w:r>
           </w:p>
         </w:tc>
@@ -17697,14 +17122,8 @@
         <w:tc>
           <w:tcPr/>
           <w:p>
-            <w:pPr>
-              <w:rPr/>
-            </w:pPr>
-            <w:r>
-              <w:rPr>
-                <w:rtl w:val="0"/>
-              </w:rPr>
-              <w:t xml:space="preserve">TBD</w:t>
+            <w:r>
+              <w:t>Not implemented in the current baseline; planned requirement only</w:t>
             </w:r>
           </w:p>
         </w:tc>
@@ -17815,14 +17234,8 @@
         <w:tc>
           <w:tcPr/>
           <w:p>
-            <w:pPr>
-              <w:rPr/>
-            </w:pPr>
-            <w:r>
-              <w:rPr>
-                <w:rtl w:val="0"/>
-              </w:rPr>
-              <w:t xml:space="preserve">TBD</w:t>
+            <w:r>
+              <w:t>Not implemented in the current baseline; planned requirement only</w:t>
             </w:r>
           </w:p>
         </w:tc>
@@ -17933,14 +17346,8 @@
         <w:tc>
           <w:tcPr/>
           <w:p>
-            <w:pPr>
-              <w:rPr/>
-            </w:pPr>
-            <w:r>
-              <w:rPr>
-                <w:rtl w:val="0"/>
-              </w:rPr>
-              <w:t xml:space="preserve">TBD</w:t>
+            <w:r>
+              <w:t>Not implemented in the current baseline; planned requirement only</w:t>
             </w:r>
           </w:p>
         </w:tc>
@@ -18051,14 +17458,8 @@
         <w:tc>
           <w:tcPr/>
           <w:p>
-            <w:pPr>
-              <w:rPr/>
-            </w:pPr>
-            <w:r>
-              <w:rPr>
-                <w:rtl w:val="0"/>
-              </w:rPr>
-              <w:t xml:space="preserve">TBD</w:t>
+            <w:r>
+              <w:t>Not implemented in the current baseline; planned requirement only</w:t>
             </w:r>
           </w:p>
         </w:tc>
@@ -18169,14 +17570,8 @@
         <w:tc>
           <w:tcPr/>
           <w:p>
-            <w:pPr>
-              <w:rPr/>
-            </w:pPr>
-            <w:r>
-              <w:rPr>
-                <w:rtl w:val="0"/>
-              </w:rPr>
-              <w:t xml:space="preserve">TBD</w:t>
+            <w:r>
+              <w:t>Not implemented in the current baseline; planned requirement only</w:t>
             </w:r>
           </w:p>
         </w:tc>
@@ -18287,14 +17682,8 @@
         <w:tc>
           <w:tcPr/>
           <w:p>
-            <w:pPr>
-              <w:rPr/>
-            </w:pPr>
-            <w:r>
-              <w:rPr>
-                <w:rtl w:val="0"/>
-              </w:rPr>
-              <w:t xml:space="preserve">TBD</w:t>
+            <w:r>
+              <w:t>Local benchmark observation documented in docs/TESTING_AND_RESULTS.md; not a production guarantee</w:t>
             </w:r>
           </w:p>
         </w:tc>
@@ -18405,14 +17794,8 @@
         <w:tc>
           <w:tcPr/>
           <w:p>
-            <w:pPr>
-              <w:rPr/>
-            </w:pPr>
-            <w:r>
-              <w:rPr>
-                <w:rtl w:val="0"/>
-              </w:rPr>
-              <w:t xml:space="preserve">TBD</w:t>
+            <w:r>
+              <w:t>Not tested: no registration workflow is implemented</w:t>
             </w:r>
           </w:p>
         </w:tc>
@@ -18523,14 +17906,8 @@
         <w:tc>
           <w:tcPr/>
           <w:p>
-            <w:pPr>
-              <w:rPr/>
-            </w:pPr>
-            <w:r>
-              <w:rPr>
-                <w:rtl w:val="0"/>
-              </w:rPr>
-              <w:t xml:space="preserve">TBD</w:t>
+            <w:r>
+              <w:t>Implemented: backend/src/controllers/authController.js (bcrypt hash)</w:t>
             </w:r>
           </w:p>
         </w:tc>
@@ -18641,14 +18018,8 @@
         <w:tc>
           <w:tcPr/>
           <w:p>
-            <w:pPr>
-              <w:rPr/>
-            </w:pPr>
-            <w:r>
-              <w:rPr>
-                <w:rtl w:val="0"/>
-              </w:rPr>
-              <w:t xml:space="preserve">TBD</w:t>
+            <w:r>
+              <w:t>Not applicable to current code: no payment flow/provider</w:t>
             </w:r>
           </w:p>
         </w:tc>
@@ -18759,14 +18130,8 @@
         <w:tc>
           <w:tcPr/>
           <w:p>
-            <w:pPr>
-              <w:rPr/>
-            </w:pPr>
-            <w:r>
-              <w:rPr>
-                <w:rtl w:val="0"/>
-              </w:rPr>
-              <w:t xml:space="preserve">TBD</w:t>
+            <w:r>
+              <w:t>Implemented for protected event routes: backend/src/middleware/auth.js and backend/src/routes/eventRoutes.js</w:t>
             </w:r>
           </w:p>
         </w:tc>
@@ -19396,16 +18761,7 @@
         <w:rPr/>
       </w:pPr>
       <w:r>
-        <w:rPr>
-          <w:rFonts w:ascii="Calibri" w:cs="Calibri" w:eastAsia="Calibri" w:hAnsi="Calibri"/>
-          <w:rtl w:val="0"/>
-        </w:rPr>
-        <w:t xml:space="preserve">This matrix will be completed as requirements are mapped to architecture, design, and code artifacts, and to their corresponding test cases.</w:t>
-      </w:r>
-      <w:r>
-        <w:rPr>
-          <w:rtl w:val="0"/>
-        </w:rPr>
+        <w:t>This matrix is the requirement traceability matrix. Current code references and delivery status are captured in the Code File Reference column and Appendix D; requirements that refer to future modules are explicitly marked not implemented.</w:t>
       </w:r>
     </w:p>
     <w:p>
@@ -19416,6 +18772,456 @@
         <w:rPr>
           <w:rtl w:val="0"/>
         </w:rPr>
+      </w:r>
+    </w:p>
+    <w:p>
+      <w:r>
+        <w:br w:type="page"/>
+      </w:r>
+    </w:p>
+    <w:p>
+      <w:pPr>
+        <w:pStyle w:val="Heading1"/>
+      </w:pPr>
+      <w:r>
+        <w:t>Appendix D: Current implementation status (29 October 2026)</w:t>
+      </w:r>
+    </w:p>
+    <w:p>
+      <w:r>
+        <w:t>The original feature descriptions are the target product requirements. The table below identifies the functionality present in the source code at this revision. A planned item remains a valid future requirement but is not evidence of a delivered feature.</w:t>
+      </w:r>
+    </w:p>
+    <w:tbl>
+      <w:tblPr>
+        <w:tblW w:type="auto" w:w="0"/>
+        <w:tblLook w:firstColumn="1" w:firstRow="1" w:lastColumn="0" w:lastRow="0" w:noHBand="0" w:noVBand="1" w:val="04A0"/>
+      </w:tblPr>
+      <w:tblGrid>
+        <w:gridCol w:w="3120"/>
+        <w:gridCol w:w="3120"/>
+        <w:gridCol w:w="3120"/>
+      </w:tblGrid>
+      <w:tr>
+        <w:tc>
+          <w:tcPr>
+            <w:tcW w:type="dxa" w:w="3120"/>
+          </w:tcPr>
+          <w:p>
+            <w:r>
+              <w:t>Area / requirement</w:t>
+            </w:r>
+          </w:p>
+        </w:tc>
+        <w:tc>
+          <w:tcPr>
+            <w:tcW w:type="dxa" w:w="3120"/>
+          </w:tcPr>
+          <w:p>
+            <w:r>
+              <w:t>Status in current code baseline</w:t>
+            </w:r>
+          </w:p>
+        </w:tc>
+        <w:tc>
+          <w:tcPr>
+            <w:tcW w:type="dxa" w:w="3120"/>
+          </w:tcPr>
+          <w:p>
+            <w:r>
+              <w:t>Implementation evidence / limitation</w:t>
+            </w:r>
+          </w:p>
+        </w:tc>
+      </w:tr>
+      <w:tr>
+        <w:tc>
+          <w:tcPr>
+            <w:tcW w:type="dxa" w:w="3120"/>
+          </w:tcPr>
+          <w:p>
+            <w:r>
+              <w:t>REQ-1–REQ-4: Account access and RBAC</w:t>
+            </w:r>
+          </w:p>
+        </w:tc>
+        <w:tc>
+          <w:tcPr>
+            <w:tcW w:type="dxa" w:w="3120"/>
+          </w:tcPr>
+          <w:p>
+            <w:r>
+              <w:t>Implemented, with caveats</w:t>
+            </w:r>
+          </w:p>
+        </w:tc>
+        <w:tc>
+          <w:tcPr>
+            <w:tcW w:type="dxa" w:w="3120"/>
+          </w:tcPr>
+          <w:p>
+            <w:r>
+              <w:t>Register attendee/organizer, verify email via a development console link, bcrypt password storage, JWT login, lockout and route role/ownership checks. No real verification email provider; ADMIN is not self-registered.</w:t>
+            </w:r>
+          </w:p>
+        </w:tc>
+      </w:tr>
+      <w:tr>
+        <w:tc>
+          <w:tcPr>
+            <w:tcW w:type="dxa" w:w="3120"/>
+          </w:tcPr>
+          <w:p>
+            <w:r>
+              <w:t>REQ-5–REQ-8: Event management</w:t>
+            </w:r>
+          </w:p>
+        </w:tc>
+        <w:tc>
+          <w:tcPr>
+            <w:tcW w:type="dxa" w:w="3120"/>
+          </w:tcPr>
+          <w:p>
+            <w:r>
+              <w:t>Implemented</w:t>
+            </w:r>
+          </w:p>
+        </w:tc>
+        <w:tc>
+          <w:tcPr>
+            <w:tcW w:type="dxa" w:w="3120"/>
+          </w:tcPr>
+          <w:p>
+            <w:r>
+              <w:t>Create draft/published event, validate fields, edit/publish/cancel; organizer ownership and ADMIN event permissions are enforced server-side.</w:t>
+            </w:r>
+          </w:p>
+        </w:tc>
+      </w:tr>
+      <w:tr>
+        <w:tc>
+          <w:tcPr>
+            <w:tcW w:type="dxa" w:w="3120"/>
+          </w:tcPr>
+          <w:p>
+            <w:r>
+              <w:t>REQ-9–REQ-10: Event discovery</w:t>
+            </w:r>
+          </w:p>
+        </w:tc>
+        <w:tc>
+          <w:tcPr>
+            <w:tcW w:type="dxa" w:w="3120"/>
+          </w:tcPr>
+          <w:p>
+            <w:r>
+              <w:t>Implemented</w:t>
+            </w:r>
+          </w:p>
+        </w:tc>
+        <w:tc>
+          <w:tcPr>
+            <w:tcW w:type="dxa" w:w="3120"/>
+          </w:tcPr>
+          <w:p>
+            <w:r>
+              <w:t>Future published-event list, title/description search, category/venue/date filtering and pagination.</w:t>
+            </w:r>
+          </w:p>
+        </w:tc>
+      </w:tr>
+      <w:tr>
+        <w:tc>
+          <w:tcPr>
+            <w:tcW w:type="dxa" w:w="3120"/>
+          </w:tcPr>
+          <w:p>
+            <w:r>
+              <w:t>REQ-11–REQ-14: Registration / waitlist</w:t>
+            </w:r>
+          </w:p>
+        </w:tc>
+        <w:tc>
+          <w:tcPr>
+            <w:tcW w:type="dxa" w:w="3120"/>
+          </w:tcPr>
+          <w:p>
+            <w:r>
+              <w:t>Not implemented</w:t>
+            </w:r>
+          </w:p>
+        </w:tc>
+        <w:tc>
+          <w:tcPr>
+            <w:tcW w:type="dxa" w:w="3120"/>
+          </w:tcPr>
+          <w:p>
+            <w:r>
+              <w:t>No registration model or API routes; capacity concurrency requirement cannot be tested.</w:t>
+            </w:r>
+          </w:p>
+        </w:tc>
+      </w:tr>
+      <w:tr>
+        <w:tc>
+          <w:tcPr>
+            <w:tcW w:type="dxa" w:w="3120"/>
+          </w:tcPr>
+          <w:p>
+            <w:r>
+              <w:t>REQ-15–REQ-17: Payments / refunds</w:t>
+            </w:r>
+          </w:p>
+        </w:tc>
+        <w:tc>
+          <w:tcPr>
+            <w:tcW w:type="dxa" w:w="3120"/>
+          </w:tcPr>
+          <w:p>
+            <w:r>
+              <w:t>Not implemented</w:t>
+            </w:r>
+          </w:p>
+        </w:tc>
+        <w:tc>
+          <w:tcPr>
+            <w:tcW w:type="dxa" w:w="3120"/>
+          </w:tcPr>
+          <w:p>
+            <w:r>
+              <w:t>No payment model, gateway integration or refund workflow.</w:t>
+            </w:r>
+          </w:p>
+        </w:tc>
+      </w:tr>
+      <w:tr>
+        <w:tc>
+          <w:tcPr>
+            <w:tcW w:type="dxa" w:w="3120"/>
+          </w:tcPr>
+          <w:p>
+            <w:r>
+              <w:t>REQ-18–REQ-20: Notifications</w:t>
+            </w:r>
+          </w:p>
+        </w:tc>
+        <w:tc>
+          <w:tcPr>
+            <w:tcW w:type="dxa" w:w="3120"/>
+          </w:tcPr>
+          <w:p>
+            <w:r>
+              <w:t>Not implemented, except dev verification stub</w:t>
+            </w:r>
+          </w:p>
+        </w:tc>
+        <w:tc>
+          <w:tcPr>
+            <w:tcW w:type="dxa" w:w="3120"/>
+          </w:tcPr>
+          <w:p>
+            <w:r>
+              <w:t>Email verification URL is written to backend console; event confirmation, reminder and change notifications do not exist.</w:t>
+            </w:r>
+          </w:p>
+        </w:tc>
+      </w:tr>
+      <w:tr>
+        <w:tc>
+          <w:tcPr>
+            <w:tcW w:type="dxa" w:w="3120"/>
+          </w:tcPr>
+          <w:p>
+            <w:r>
+              <w:t>REQ-21–REQ-23: QR tickets / check-in</w:t>
+            </w:r>
+          </w:p>
+        </w:tc>
+        <w:tc>
+          <w:tcPr>
+            <w:tcW w:type="dxa" w:w="3120"/>
+          </w:tcPr>
+          <w:p>
+            <w:r>
+              <w:t>Not implemented</w:t>
+            </w:r>
+          </w:p>
+        </w:tc>
+        <w:tc>
+          <w:tcPr>
+            <w:tcW w:type="dxa" w:w="3120"/>
+          </w:tcPr>
+          <w:p>
+            <w:r>
+              <w:t>No QR ticket generation or check-in route.</w:t>
+            </w:r>
+          </w:p>
+        </w:tc>
+      </w:tr>
+      <w:tr>
+        <w:tc>
+          <w:tcPr>
+            <w:tcW w:type="dxa" w:w="3120"/>
+          </w:tcPr>
+          <w:p>
+            <w:r>
+              <w:t>REQ-24–REQ-26: Dashboards / reports</w:t>
+            </w:r>
+          </w:p>
+        </w:tc>
+        <w:tc>
+          <w:tcPr>
+            <w:tcW w:type="dxa" w:w="3120"/>
+          </w:tcPr>
+          <w:p>
+            <w:r>
+              <w:t>Not implemented</w:t>
+            </w:r>
+          </w:p>
+        </w:tc>
+        <w:tc>
+          <w:tcPr>
+            <w:tcW w:type="dxa" w:w="3120"/>
+          </w:tcPr>
+          <w:p>
+            <w:r>
+              <w:t>No reporting dashboard or CSV export endpoint.</w:t>
+            </w:r>
+          </w:p>
+        </w:tc>
+      </w:tr>
+      <w:tr>
+        <w:tc>
+          <w:tcPr>
+            <w:tcW w:type="dxa" w:w="3120"/>
+          </w:tcPr>
+          <w:p>
+            <w:r>
+              <w:t>REQ-27–REQ-28: Feedback</w:t>
+            </w:r>
+          </w:p>
+        </w:tc>
+        <w:tc>
+          <w:tcPr>
+            <w:tcW w:type="dxa" w:w="3120"/>
+          </w:tcPr>
+          <w:p>
+            <w:r>
+              <w:t>Not implemented</w:t>
+            </w:r>
+          </w:p>
+        </w:tc>
+        <w:tc>
+          <w:tcPr>
+            <w:tcW w:type="dxa" w:w="3120"/>
+          </w:tcPr>
+          <w:p>
+            <w:r>
+              <w:t>No feedback model, endpoint or UI.</w:t>
+            </w:r>
+          </w:p>
+        </w:tc>
+      </w:tr>
+      <w:tr>
+        <w:tc>
+          <w:tcPr>
+            <w:tcW w:type="dxa" w:w="3120"/>
+          </w:tcPr>
+          <w:p>
+            <w:r>
+              <w:t>NFR-PERF-01: Event search/list target</w:t>
+            </w:r>
+          </w:p>
+        </w:tc>
+        <w:tc>
+          <w:tcPr>
+            <w:tcW w:type="dxa" w:w="3120"/>
+          </w:tcPr>
+          <w:p>
+            <w:r>
+              <w:t>Met in one local benchmark only</w:t>
+            </w:r>
+          </w:p>
+        </w:tc>
+        <w:tc>
+          <w:tcPr>
+            <w:tcW w:type="dxa" w:w="3120"/>
+          </w:tcPr>
+          <w:p>
+            <w:r>
+              <w:t>1,000/1,000 successful requests; p95 178.211 ms, max 259.926 ms, 100% under 2 seconds on synthetic data. See docs/TESTING_AND_RESULTS.md; not a production SLO.</w:t>
+            </w:r>
+          </w:p>
+        </w:tc>
+      </w:tr>
+      <w:tr>
+        <w:tc>
+          <w:tcPr>
+            <w:tcW w:type="dxa" w:w="3120"/>
+          </w:tcPr>
+          <w:p>
+            <w:r>
+              <w:t>NFR-PERF-02: Concurrent registration integrity</w:t>
+            </w:r>
+          </w:p>
+        </w:tc>
+        <w:tc>
+          <w:tcPr>
+            <w:tcW w:type="dxa" w:w="3120"/>
+          </w:tcPr>
+          <w:p>
+            <w:r>
+              <w:t>Not tested</w:t>
+            </w:r>
+          </w:p>
+        </w:tc>
+        <w:tc>
+          <w:tcPr>
+            <w:tcW w:type="dxa" w:w="3120"/>
+          </w:tcPr>
+          <w:p>
+            <w:r>
+              <w:t>Registration flow is absent in this baseline.</w:t>
+            </w:r>
+          </w:p>
+        </w:tc>
+      </w:tr>
+      <w:tr>
+        <w:tc>
+          <w:tcPr>
+            <w:tcW w:type="dxa" w:w="3120"/>
+          </w:tcPr>
+          <w:p>
+            <w:r>
+              <w:t>NFR-SEC-04: Expiry on inactivity</w:t>
+            </w:r>
+          </w:p>
+        </w:tc>
+        <w:tc>
+          <w:tcPr>
+            <w:tcW w:type="dxa" w:w="3120"/>
+          </w:tcPr>
+          <w:p>
+            <w:r>
+              <w:t>Partially implemented</w:t>
+            </w:r>
+          </w:p>
+        </w:tc>
+        <w:tc>
+          <w:tcPr>
+            <w:tcW w:type="dxa" w:w="3120"/>
+          </w:tcPr>
+          <w:p>
+            <w:r>
+              <w:t>Access JWT has a configured fixed expiry (default 1 day); idle-session expiry is not implemented.</w:t>
+            </w:r>
+          </w:p>
+        </w:tc>
+      </w:tr>
+    </w:tbl>
+    <w:p>
+      <w:r>
+        <w:t>Evidence references: docs/IMPLEMENTATION_BASELINE.md; docs/API_REFERENCE.md; docs/TESTING_AND_RESULTS.md</w:t>
       </w:r>
     </w:p>
     <w:sectPr>
